--- a/Fase 1/Evidencias Individuales/Gonzalez_Joaquin_1.3_APT122_AutoevaluacionFase1.docx
+++ b/Fase 1/Evidencias Individuales/Gonzalez_Joaquin_1.3_APT122_AutoevaluacionFase1.docx
@@ -4446,7 +4446,7 @@
                 <w:rFonts w:asciiTheme="minorHAnsi" w:eastAsiaTheme="minorEastAsia" w:hAnsiTheme="minorHAnsi" w:cstheme="minorBidi"/>
                 <w:color w:val="000000" w:themeColor="text1"/>
               </w:rPr>
-              <w:t>1.1</w:t>
+              <w:t xml:space="preserve">(X) 1.1</w:t>
             </w:r>
             <w:r>
               <w:rPr>
@@ -4501,7 +4501,7 @@
                 <w:rFonts w:asciiTheme="minorHAnsi" w:eastAsiaTheme="minorEastAsia" w:hAnsiTheme="minorHAnsi" w:cstheme="minorBidi"/>
                 <w:color w:val="000000" w:themeColor="text1"/>
               </w:rPr>
-              <w:t>1.2 Aplica Pruebas de validación tanto de los productos como de los procesos utilizando buenas prácticas definidas por la industria.</w:t>
+              <w:t xml:space="preserve">(X) 1.2 Aplica Pruebas de validación tanto de los productos como de los procesos utilizando buenas prácticas definidas por la industria.</w:t>
             </w:r>
           </w:p>
         </w:tc>
@@ -4542,7 +4542,7 @@
                 <w:rFonts w:asciiTheme="minorHAnsi" w:eastAsiaTheme="minorEastAsia" w:hAnsiTheme="minorHAnsi" w:cstheme="minorBidi"/>
                 <w:color w:val="000000" w:themeColor="text1"/>
               </w:rPr>
-              <w:t xml:space="preserve">1.3 Desarrolla mejoras al producto en base al resultado de </w:t>
+              <w:t xml:space="preserve">(X) 1.3 Desarrolla mejoras al producto en base al resultado de </w:t>
             </w:r>
             <w:proofErr w:type="gramStart"/>
             <w:r>
@@ -4704,7 +4704,7 @@
                 <w:rFonts w:asciiTheme="minorHAnsi" w:eastAsiaTheme="minorEastAsia" w:hAnsiTheme="minorHAnsi" w:cstheme="minorBidi"/>
                 <w:color w:val="000000" w:themeColor="text1"/>
               </w:rPr>
-              <w:t xml:space="preserve">2.2 Controla proyectos informáticos, ofreciendo alternativas para la toma de decisiones </w:t>
+              <w:t xml:space="preserve">(X) 2.2 Controla proyectos informáticos, ofreciendo alternativas para la toma de decisiones </w:t>
             </w:r>
             <w:proofErr w:type="gramStart"/>
             <w:r>
@@ -4866,7 +4866,7 @@
                 <w:rFonts w:asciiTheme="minorHAnsi" w:eastAsiaTheme="minorEastAsia" w:hAnsiTheme="minorHAnsi" w:cstheme="minorBidi"/>
                 <w:color w:val="000000" w:themeColor="text1"/>
               </w:rPr>
-              <w:t xml:space="preserve">3.2 Implementa modelos de datos para soportar los requerimientos de la organización </w:t>
+              <w:t xml:space="preserve">(X) 3.2 Implementa modelos de datos para soportar los requerimientos de la organización </w:t>
             </w:r>
             <w:proofErr w:type="gramStart"/>
             <w:r>
@@ -4992,7 +4992,7 @@
                 <w:rFonts w:asciiTheme="minorHAnsi" w:eastAsiaTheme="minorEastAsia" w:hAnsiTheme="minorHAnsi" w:cstheme="minorBidi"/>
                 <w:color w:val="000000" w:themeColor="text1"/>
               </w:rPr>
-              <w:t>4.2 Integra los distintos componentes de una solución de software utilizando técnicas que permitan sistematizar el proceso de desarrollo y mantenimiento, asegurando el logro de los objetivos.</w:t>
+              <w:t xml:space="preserve">(X) 4.2 Integra los distintos componentes de una solución de software utilizando técnicas que permitan sistematizar el proceso de desarrollo y mantenimiento, asegurando el logro de los objetivos.</w:t>
             </w:r>
           </w:p>
         </w:tc>
@@ -6211,7 +6211,7 @@
                 <w:rFonts w:asciiTheme="minorHAnsi" w:eastAsiaTheme="minorEastAsia" w:hAnsiTheme="minorHAnsi" w:cstheme="minorBidi"/>
                 <w:color w:val="000000" w:themeColor="text1"/>
               </w:rPr>
-              <w:t>Describ</w:t>
+              <w:t xml:space="preserve">(X) Describ</w:t>
             </w:r>
             <w:r>
               <w:rPr>
@@ -6571,7 +6571,7 @@
                 <w:color w:val="000000" w:themeColor="text1"/>
               </w:rPr>
               <w:lastRenderedPageBreak/>
-              <w:t xml:space="preserve">Describí </w:t>
+              <w:t xml:space="preserve">(X) Describí </w:t>
             </w:r>
             <w:r>
               <w:rPr>
@@ -6940,7 +6940,7 @@
                 <w:rFonts w:asciiTheme="minorHAnsi" w:eastAsiaTheme="minorEastAsia" w:hAnsiTheme="minorHAnsi" w:cstheme="minorBidi"/>
                 <w:color w:val="000000" w:themeColor="text1"/>
               </w:rPr>
-              <w:t>Mencion</w:t>
+              <w:t xml:space="preserve">(X) Mencion</w:t>
             </w:r>
             <w:r>
               <w:rPr>
@@ -7253,7 +7253,7 @@
                 <w:rFonts w:asciiTheme="minorHAnsi" w:eastAsiaTheme="minorEastAsia" w:hAnsiTheme="minorHAnsi" w:cstheme="minorBidi"/>
                 <w:color w:val="000000" w:themeColor="text1"/>
               </w:rPr>
-              <w:t xml:space="preserve">Justifiqué </w:t>
+              <w:t xml:space="preserve">(X) Justifiqué </w:t>
             </w:r>
             <w:r>
               <w:rPr>
@@ -7513,7 +7513,7 @@
                 <w:rFonts w:asciiTheme="minorHAnsi" w:eastAsiaTheme="minorEastAsia" w:hAnsiTheme="minorHAnsi" w:cstheme="minorBidi"/>
                 <w:color w:val="000000" w:themeColor="text1"/>
               </w:rPr>
-              <w:t>Formul</w:t>
+              <w:t xml:space="preserve">(X) Formul</w:t>
             </w:r>
             <w:r>
               <w:rPr>
@@ -7751,7 +7751,7 @@
                 <w:rFonts w:asciiTheme="minorHAnsi" w:eastAsiaTheme="minorEastAsia" w:hAnsiTheme="minorHAnsi" w:cstheme="minorBidi"/>
                 <w:color w:val="000000" w:themeColor="text1"/>
               </w:rPr>
-              <w:t xml:space="preserve">Describí </w:t>
+              <w:t xml:space="preserve">(X) Describí </w:t>
             </w:r>
             <w:r>
               <w:rPr>
@@ -8001,7 +8001,7 @@
                 <w:color w:val="000000" w:themeColor="text1"/>
               </w:rPr>
               <w:lastRenderedPageBreak/>
-              <w:t xml:space="preserve">Establecí </w:t>
+              <w:t xml:space="preserve">(X) Establecí </w:t>
             </w:r>
             <w:r>
               <w:rPr>
@@ -8297,7 +8297,7 @@
                 <w:rFonts w:asciiTheme="minorHAnsi" w:eastAsiaTheme="minorEastAsia" w:hAnsiTheme="minorHAnsi" w:cstheme="minorBidi"/>
                 <w:color w:val="000000" w:themeColor="text1"/>
               </w:rPr>
-              <w:t xml:space="preserve">Describí </w:t>
+              <w:t xml:space="preserve">(X) Describí </w:t>
             </w:r>
             <w:r>
               <w:rPr>
@@ -8580,7 +8580,7 @@
                 <w:rFonts w:asciiTheme="minorHAnsi" w:eastAsiaTheme="minorEastAsia" w:hAnsiTheme="minorHAnsi" w:cstheme="minorBidi"/>
                 <w:color w:val="000000" w:themeColor="text1"/>
               </w:rPr>
-              <w:t>El texto presenta de 1 a 5 errores de ortografía, redacción o en las citas y referencias del informe.</w:t>
+              <w:t xml:space="preserve">(X) El texto presenta de 1 a 5 errores de ortografía, redacción o en las citas y referencias del informe.</w:t>
             </w:r>
           </w:p>
         </w:tc>
@@ -8702,7 +8702,7 @@
                 <w:rFonts w:asciiTheme="minorHAnsi" w:eastAsiaTheme="minorEastAsia" w:hAnsiTheme="minorHAnsi" w:cstheme="minorBidi"/>
                 <w:color w:val="000000" w:themeColor="text1"/>
               </w:rPr>
-              <w:t>El informe cumple con todos los aspectos del formato establecido por la disciplina.</w:t>
+              <w:t xml:space="preserve">(X) El informe cumple con todos los aspectos del formato establecido por la disciplina.</w:t>
             </w:r>
           </w:p>
         </w:tc>
@@ -8912,7 +8912,7 @@
                 <w:color w:val="000000" w:themeColor="text1"/>
                 <w:lang w:eastAsia="es-CL"/>
               </w:rPr>
-              <w:t>El informe cumple con el 60% de los indicadores de calidad disciplinarios requeridos en el diseño del Proyecto APT.</w:t>
+              <w:t xml:space="preserve">(X) El informe cumple con el 60% de los indicadores de calidad disciplinarios requeridos en el diseño del Proyecto APT.</w:t>
             </w:r>
           </w:p>
         </w:tc>
@@ -9126,7 +9126,7 @@
                 <w:rFonts w:asciiTheme="minorHAnsi" w:hAnsiTheme="minorHAnsi" w:cstheme="minorHAnsi"/>
               </w:rPr>
               <w:lastRenderedPageBreak/>
-              <w:t xml:space="preserve">Redacta los textos en inglés siguiendo una secuencia lógica en la que gran parte de las </w:t>
+              <w:t xml:space="preserve">(X) Redacta los textos en inglés siguiendo una secuencia lógica en la que gran parte de las </w:t>
             </w:r>
             <w:r>
               <w:rPr>
